--- a/Code go through of Neural CLBF.docx
+++ b/Code go through of Neural CLBF.docx
@@ -4,34 +4,378 @@
   <w:body>
     <w:p>
       <w:r>
-        <w:t xml:space="preserve">Code go through of </w:t>
-      </w:r>
-      <w:proofErr w:type="spellStart"/>
-      <w:r>
-        <w:t>Neural_clbf</w:t>
-      </w:r>
-      <w:proofErr w:type="spellEnd"/>
+        <w:t>Code go through of Neural_clbf</w:t>
+      </w:r>
     </w:p>
     <w:p/>
     <w:p>
       <w:r>
-        <w:t xml:space="preserve">The following functions are called sequentially when </w:t>
-      </w:r>
-      <w:proofErr w:type="spellStart"/>
-      <w:proofErr w:type="gramStart"/>
-      <w:r>
-        <w:t>trainer.fit</w:t>
-      </w:r>
-      <w:proofErr w:type="spellEnd"/>
-      <w:r>
-        <w:t>(</w:t>
-      </w:r>
-      <w:proofErr w:type="gramEnd"/>
-      <w:r>
-        <w:t>) is called</w:t>
+        <w:t>train_linear_satellite.py</w:t>
+      </w:r>
+    </w:p>
+    <w:p>
+      <w:pPr>
+        <w:pStyle w:val="ListParagraph"/>
+        <w:numPr>
+          <w:ilvl w:val="0"/>
+          <w:numId w:val="4"/>
+        </w:numPr>
+      </w:pPr>
+      <w:r>
+        <w:t>Line 36-44: Nominal parameters (variables in the system matrix) are defined.</w:t>
+      </w:r>
+    </w:p>
+    <w:p>
+      <w:pPr>
+        <w:pStyle w:val="ListParagraph"/>
+        <w:numPr>
+          <w:ilvl w:val="0"/>
+          <w:numId w:val="4"/>
+        </w:numPr>
+      </w:pPr>
+      <w:r>
+        <w:t xml:space="preserve">Line 60-66: dynamic model </w:t>
+      </w:r>
+      <w:r>
+        <w:rPr>
+          <w:b/>
+          <w:bCs/>
+          <w:i/>
+          <w:iCs/>
+        </w:rPr>
+        <w:t>dynamics_model</w:t>
+      </w:r>
+      <w:r>
+        <w:t xml:space="preserve">  is set which the object of </w:t>
+      </w:r>
+      <w:r>
+        <w:rPr>
+          <w:b/>
+          <w:bCs/>
+          <w:i/>
+          <w:iCs/>
+        </w:rPr>
+        <w:t>LinearSatellite</w:t>
+      </w:r>
+    </w:p>
+    <w:p>
+      <w:pPr>
+        <w:pStyle w:val="ListParagraph"/>
+        <w:numPr>
+          <w:ilvl w:val="1"/>
+          <w:numId w:val="4"/>
+        </w:numPr>
+      </w:pPr>
+      <w:r>
+        <w:t xml:space="preserve">It calls its super class </w:t>
+      </w:r>
+      <w:r>
+        <w:rPr>
+          <w:b/>
+          <w:bCs/>
+          <w:i/>
+          <w:iCs/>
+        </w:rPr>
+        <w:t>ControlAffineSystem</w:t>
+      </w:r>
+    </w:p>
+    <w:p>
+      <w:pPr>
+        <w:pStyle w:val="ListParagraph"/>
+        <w:numPr>
+          <w:ilvl w:val="1"/>
+          <w:numId w:val="4"/>
+        </w:numPr>
+      </w:pPr>
+      <w:r>
+        <w:t xml:space="preserve">The constructor of the superclass calls </w:t>
+      </w:r>
+      <w:r>
+        <w:rPr>
+          <w:b/>
+          <w:bCs/>
+          <w:i/>
+          <w:iCs/>
+        </w:rPr>
+        <w:t>compute_linearized_controller</w:t>
+      </w:r>
+      <w:r>
+        <w:rPr>
+          <w:b/>
+          <w:bCs/>
+          <w:i/>
+          <w:iCs/>
+        </w:rPr>
+        <w:t xml:space="preserve"> </w:t>
+      </w:r>
+      <w:r>
+        <w:t>that computes linearized controller.</w:t>
+      </w:r>
+    </w:p>
+    <w:p>
+      <w:pPr>
+        <w:pStyle w:val="ListParagraph"/>
+        <w:numPr>
+          <w:ilvl w:val="0"/>
+          <w:numId w:val="4"/>
+        </w:numPr>
+      </w:pPr>
+      <w:r>
+        <w:t>Line 69-76: The initial system state is defined</w:t>
+      </w:r>
+      <w:r>
+        <w:t xml:space="preserve"> in </w:t>
+      </w:r>
+      <w:r>
+        <w:rPr>
+          <w:b/>
+          <w:bCs/>
+          <w:i/>
+          <w:iCs/>
+        </w:rPr>
+        <w:t>initial_conditions</w:t>
+      </w:r>
+      <w:r>
+        <w:t>. The initial range of all the state variables are specified.</w:t>
+      </w:r>
+    </w:p>
+    <w:p>
+      <w:pPr>
+        <w:pStyle w:val="ListParagraph"/>
+        <w:numPr>
+          <w:ilvl w:val="0"/>
+          <w:numId w:val="4"/>
+        </w:numPr>
+      </w:pPr>
+      <w:r>
+        <w:t xml:space="preserve">Line 77-87: </w:t>
+      </w:r>
+      <w:r>
+        <w:t xml:space="preserve">It defines the </w:t>
+      </w:r>
+      <w:r>
+        <w:rPr>
+          <w:b/>
+          <w:bCs/>
+          <w:i/>
+          <w:iCs/>
+        </w:rPr>
+        <w:t>data_module</w:t>
+      </w:r>
+      <w:r>
+        <w:t xml:space="preserve"> which is an object of </w:t>
+      </w:r>
+      <w:r>
+        <w:rPr>
+          <w:b/>
+          <w:bCs/>
+          <w:i/>
+          <w:iCs/>
+        </w:rPr>
+        <w:t>EpisodicDataModule</w:t>
+      </w:r>
+      <w:r>
+        <w:t xml:space="preserve">. It sets the necessary parameters for </w:t>
+      </w:r>
+      <w:r>
+        <w:t>training: the dynamic module (point 2), initial conditions (point 3), no. of trajectories per episode (</w:t>
+      </w:r>
+      <w:r>
+        <w:t>the number of rollouts to conduct at each episode</w:t>
+      </w:r>
+      <w:r>
+        <w:t>), trajectory length (</w:t>
+      </w:r>
+      <w:r>
+        <w:t>number of samples to collect in each trajectory</w:t>
+      </w:r>
+      <w:r>
+        <w:t xml:space="preserve">), fixed samples, batch size, </w:t>
+      </w:r>
+      <w:r>
+        <w:t>the minimum percentage of the</w:t>
+      </w:r>
+      <w:r>
+        <w:t xml:space="preserve"> </w:t>
+      </w:r>
+      <w:r>
+        <w:t>fixed samples that should be taken from the safe,</w:t>
+      </w:r>
+      <w:r>
+        <w:t xml:space="preserve"> </w:t>
+      </w:r>
+      <w:r>
+        <w:t>unsafe, boundary, and goal sets</w:t>
+      </w:r>
+      <w:r>
+        <w:t xml:space="preserve"> etc. </w:t>
+      </w:r>
+    </w:p>
+    <w:p>
+      <w:pPr>
+        <w:pStyle w:val="ListParagraph"/>
+        <w:numPr>
+          <w:ilvl w:val="0"/>
+          <w:numId w:val="4"/>
+        </w:numPr>
+      </w:pPr>
+      <w:r>
+        <w:t xml:space="preserve">Line 90-98: </w:t>
+      </w:r>
+      <w:r>
+        <w:t xml:space="preserve">Create an object of class </w:t>
+      </w:r>
+      <w:r>
+        <w:rPr>
+          <w:b/>
+          <w:bCs/>
+          <w:i/>
+          <w:iCs/>
+        </w:rPr>
+        <w:t>CLFContourExperiment</w:t>
+      </w:r>
+      <w:r>
+        <w:t>. This specifies the necessary parameters for plotting the experiment outcome</w:t>
+      </w:r>
+      <w:r>
+        <w:t xml:space="preserve"> including plotting range</w:t>
+      </w:r>
+    </w:p>
+    <w:p>
+      <w:pPr>
+        <w:pStyle w:val="ListParagraph"/>
+        <w:numPr>
+          <w:ilvl w:val="0"/>
+          <w:numId w:val="4"/>
+        </w:numPr>
+      </w:pPr>
+      <w:r>
+        <w:t xml:space="preserve">Line 99-109: Instantiate an object of the class </w:t>
+      </w:r>
+      <w:r>
+        <w:rPr>
+          <w:b/>
+          <w:bCs/>
+          <w:i/>
+          <w:iCs/>
+        </w:rPr>
+        <w:t>RolloutStateSpaceExperiment</w:t>
+      </w:r>
+      <w:r>
+        <w:t xml:space="preserve">. This object is required to plot system state space roll out starting from a specific state </w:t>
+      </w:r>
+      <w:r>
+        <w:rPr>
+          <w:b/>
+          <w:bCs/>
+          <w:i/>
+          <w:iCs/>
+        </w:rPr>
+        <w:t>start_x</w:t>
+      </w:r>
+      <w:r>
+        <w:t xml:space="preserve"> for </w:t>
+      </w:r>
+      <w:r>
+        <w:rPr>
+          <w:b/>
+          <w:bCs/>
+          <w:i/>
+          <w:iCs/>
+        </w:rPr>
+        <w:t xml:space="preserve">t_sim </w:t>
+      </w:r>
+      <w:r>
+        <w:t>time.</w:t>
+      </w:r>
+    </w:p>
+    <w:p>
+      <w:pPr>
+        <w:pStyle w:val="ListParagraph"/>
+        <w:numPr>
+          <w:ilvl w:val="0"/>
+          <w:numId w:val="4"/>
+        </w:numPr>
+      </w:pPr>
+      <w:r>
+        <w:t>Line 117-132: Controller initialization</w:t>
+      </w:r>
+    </w:p>
+    <w:p>
+      <w:pPr>
+        <w:pStyle w:val="ListParagraph"/>
+        <w:numPr>
+          <w:ilvl w:val="1"/>
+          <w:numId w:val="4"/>
+        </w:numPr>
+      </w:pPr>
+      <w:r>
+        <w:t xml:space="preserve">Creates an object of class </w:t>
+      </w:r>
+      <w:r>
+        <w:t>NeuralCBFController</w:t>
+      </w:r>
+    </w:p>
+    <w:p>
+      <w:pPr>
+        <w:pStyle w:val="ListParagraph"/>
+        <w:numPr>
+          <w:ilvl w:val="1"/>
+          <w:numId w:val="4"/>
+        </w:numPr>
+      </w:pPr>
+      <w:r>
+        <w:t xml:space="preserve">Constructor of </w:t>
+      </w:r>
+      <w:r>
+        <w:t>NeuralCBFController</w:t>
+      </w:r>
+      <w:r>
+        <w:t xml:space="preserve">  Calls the constructor of its superclass </w:t>
+      </w:r>
+      <w:r>
+        <w:t>CBFController</w:t>
+      </w:r>
+      <w:r>
+        <w:t>:</w:t>
+      </w:r>
+    </w:p>
+    <w:p>
+      <w:pPr>
+        <w:pStyle w:val="ListParagraph"/>
+        <w:numPr>
+          <w:ilvl w:val="1"/>
+          <w:numId w:val="4"/>
+        </w:numPr>
+      </w:pPr>
+      <w:r>
+        <w:t xml:space="preserve">Constructor of </w:t>
+      </w:r>
+      <w:r>
+        <w:t>CBFController</w:t>
+      </w:r>
+      <w:r>
+        <w:t xml:space="preserve"> calls the constructor of its superclass </w:t>
+      </w:r>
+      <w:r>
+        <w:t>CLFController</w:t>
+      </w:r>
+      <w:r>
+        <w:t xml:space="preserve">: Apart from initializing other parameters. It designs the </w:t>
+      </w:r>
+      <w:r>
+        <w:t>CLF-QP</w:t>
+      </w:r>
+      <w:r>
+        <w:t xml:space="preserve"> optimization problem.</w:t>
       </w:r>
     </w:p>
     <w:p/>
+    <w:p>
+      <w:r>
+        <w:t>The following functions are called sequentially when trainer.fit() is called</w:t>
+      </w:r>
+    </w:p>
     <w:p>
       <w:pPr>
         <w:pStyle w:val="ListParagraph"/>
@@ -52,21 +396,8 @@
           <w:numId w:val="2"/>
         </w:numPr>
       </w:pPr>
-      <w:proofErr w:type="spellStart"/>
-      <w:r>
-        <w:t>prepare_</w:t>
-      </w:r>
-      <w:proofErr w:type="gramStart"/>
-      <w:r>
-        <w:t>data</w:t>
-      </w:r>
-      <w:proofErr w:type="spellEnd"/>
-      <w:r>
-        <w:t>(</w:t>
-      </w:r>
-      <w:proofErr w:type="gramEnd"/>
-      <w:r>
-        <w:t>)</w:t>
+      <w:r>
+        <w:t>prepare_data()</w:t>
       </w:r>
       <w:r>
         <w:t xml:space="preserve"> in defined in episodic_datamodule.py: </w:t>
@@ -83,90 +414,37 @@
       <w:r>
         <w:t xml:space="preserve">It calls </w:t>
       </w:r>
-      <w:proofErr w:type="spellStart"/>
-      <w:r>
-        <w:t>sample_</w:t>
-      </w:r>
-      <w:proofErr w:type="gramStart"/>
-      <w:r>
-        <w:t>trajectories</w:t>
-      </w:r>
-      <w:proofErr w:type="spellEnd"/>
-      <w:r>
-        <w:t>(</w:t>
-      </w:r>
-      <w:proofErr w:type="gramEnd"/>
-      <w:r>
-        <w:t xml:space="preserve">) control with parameter </w:t>
-      </w:r>
-      <w:proofErr w:type="spellStart"/>
+      <w:r>
+        <w:t>sample_trajectories</w:t>
+      </w:r>
+      <w:r>
+        <w:t xml:space="preserve">() control with parameter </w:t>
+      </w:r>
       <w:r>
         <w:t>nominal_simulator</w:t>
       </w:r>
-      <w:proofErr w:type="spellEnd"/>
-      <w:r>
-        <w:t xml:space="preserve">. The </w:t>
-      </w:r>
-      <w:proofErr w:type="spellStart"/>
-      <w:r>
-        <w:t>nominal_simulator</w:t>
-      </w:r>
-      <w:proofErr w:type="spellEnd"/>
-      <w:r>
-        <w:t xml:space="preserve"> parameter ensures that it will </w:t>
+      <w:r>
+        <w:t xml:space="preserve">. The nominal_simulator parameter ensures that it will </w:t>
       </w:r>
       <w:r>
         <w:t xml:space="preserve">internally </w:t>
       </w:r>
       <w:r>
-        <w:t xml:space="preserve">call the </w:t>
-      </w:r>
-      <w:proofErr w:type="gramStart"/>
-      <w:r>
-        <w:t>particular version</w:t>
-      </w:r>
-      <w:proofErr w:type="gramEnd"/>
-      <w:r>
-        <w:t xml:space="preserve"> of </w:t>
-      </w:r>
-      <w:proofErr w:type="gramStart"/>
-      <w:r>
-        <w:t>simulate(</w:t>
-      </w:r>
-      <w:proofErr w:type="gramEnd"/>
-      <w:r>
-        <w:t xml:space="preserve">) defined in </w:t>
-      </w:r>
-      <w:r>
-        <w:t>control_affine_system.py</w:t>
-      </w:r>
-      <w:r>
-        <w:t xml:space="preserve"> that considers nominal control signal i.e. LQR control input. </w:t>
-      </w:r>
-      <w:proofErr w:type="spellStart"/>
-      <w:r>
-        <w:t>sample_</w:t>
-      </w:r>
-      <w:proofErr w:type="gramStart"/>
-      <w:r>
-        <w:t>trajectories</w:t>
-      </w:r>
-      <w:proofErr w:type="spellEnd"/>
-      <w:r>
-        <w:t>(</w:t>
-      </w:r>
-      <w:proofErr w:type="gramEnd"/>
-      <w:r>
-        <w:t>)</w:t>
-      </w:r>
-      <w:r>
-        <w:t xml:space="preserve"> function will generate </w:t>
-      </w:r>
-      <w:proofErr w:type="spellStart"/>
+        <w:t xml:space="preserve">call the particular version of simulate() </w:t>
+      </w:r>
+      <w:r>
+        <w:lastRenderedPageBreak/>
+        <w:t xml:space="preserve">defined in control_affine_system.py that considers nominal control signal i.e. LQR control input. </w:t>
+      </w:r>
+      <w:r>
+        <w:t>sample_trajectories</w:t>
+      </w:r>
+      <w:r>
+        <w:t xml:space="preserve">() function will generate </w:t>
+      </w:r>
       <w:r>
         <w:t>trajectories_per_episode</w:t>
       </w:r>
-      <w:proofErr w:type="spellEnd"/>
       <w:r>
         <w:t xml:space="preserve"> number of trajectories.</w:t>
       </w:r>
@@ -182,32 +460,14 @@
       <w:r>
         <w:t xml:space="preserve">It then calls </w:t>
       </w:r>
-      <w:proofErr w:type="spellStart"/>
-      <w:r>
-        <w:t>sample_</w:t>
-      </w:r>
-      <w:proofErr w:type="gramStart"/>
-      <w:r>
-        <w:t>fixed</w:t>
-      </w:r>
-      <w:proofErr w:type="spellEnd"/>
-      <w:r>
-        <w:t>(</w:t>
-      </w:r>
-      <w:proofErr w:type="gramEnd"/>
-      <w:r>
-        <w:t>).</w:t>
-      </w:r>
-      <w:r>
-        <w:t xml:space="preserve"> It samples states from goal, safe, unsafe, and boundary </w:t>
-      </w:r>
-      <w:proofErr w:type="gramStart"/>
-      <w:r>
-        <w:t>and also</w:t>
-      </w:r>
-      <w:proofErr w:type="gramEnd"/>
-      <w:r>
-        <w:t xml:space="preserve"> randomly from entire state space</w:t>
+      <w:r>
+        <w:t>sample_fixed</w:t>
+      </w:r>
+      <w:r>
+        <w:t>().</w:t>
+      </w:r>
+      <w:r>
+        <w:t xml:space="preserve"> It samples states from goal, safe, unsafe, and boundary and also randomly from entire state space</w:t>
       </w:r>
     </w:p>
     <w:p>
@@ -227,13 +487,8 @@
           <w:numId w:val="2"/>
         </w:numPr>
       </w:pPr>
-      <w:proofErr w:type="gramStart"/>
-      <w:r>
-        <w:t>setup(</w:t>
-      </w:r>
-      <w:proofErr w:type="gramEnd"/>
-      <w:r>
-        <w:t>)</w:t>
+      <w:r>
+        <w:t>setup()</w:t>
       </w:r>
       <w:r>
         <w:t>: It is doing nothing</w:t>
@@ -247,21 +502,8 @@
           <w:numId w:val="2"/>
         </w:numPr>
       </w:pPr>
-      <w:proofErr w:type="spellStart"/>
-      <w:r>
-        <w:t>configure_</w:t>
-      </w:r>
-      <w:proofErr w:type="gramStart"/>
-      <w:r>
-        <w:t>optimizers</w:t>
-      </w:r>
-      <w:proofErr w:type="spellEnd"/>
-      <w:r>
-        <w:t>(</w:t>
-      </w:r>
-      <w:proofErr w:type="gramEnd"/>
-      <w:r>
-        <w:t>)</w:t>
+      <w:r>
+        <w:t>configure_optimizers()</w:t>
       </w:r>
       <w:r>
         <w:t xml:space="preserve"> defined in neural_clbf_controller.py</w:t>
@@ -273,15 +515,7 @@
         <w:t xml:space="preserve"> I</w:t>
       </w:r>
       <w:r>
-        <w:t xml:space="preserve">nitialize the algorithm that </w:t>
-      </w:r>
-      <w:proofErr w:type="gramStart"/>
-      <w:r>
-        <w:t>actually updates</w:t>
-      </w:r>
-      <w:proofErr w:type="gramEnd"/>
-      <w:r>
-        <w:t xml:space="preserve"> the mathematical weights of</w:t>
+        <w:t>nitialize the algorithm that actually updates the mathematical weights of</w:t>
       </w:r>
       <w:r>
         <w:t xml:space="preserve"> certifica</w:t>
@@ -305,81 +539,30 @@
           <w:iCs/>
         </w:rPr>
       </w:pPr>
-      <w:proofErr w:type="spellStart"/>
-      <w:r>
-        <w:t>clbf_</w:t>
-      </w:r>
-      <w:proofErr w:type="gramStart"/>
-      <w:r>
-        <w:t>controller.train</w:t>
-      </w:r>
-      <w:proofErr w:type="gramEnd"/>
-      <w:r>
-        <w:t>_</w:t>
-      </w:r>
-      <w:proofErr w:type="gramStart"/>
-      <w:r>
-        <w:t>dataloader</w:t>
-      </w:r>
-      <w:proofErr w:type="spellEnd"/>
-      <w:r>
-        <w:t>(</w:t>
-      </w:r>
-      <w:proofErr w:type="gramEnd"/>
-      <w:r>
-        <w:t>)</w:t>
+      <w:r>
+        <w:t>clbf_controller.train_dataloader()</w:t>
       </w:r>
       <w:r>
         <w:t xml:space="preserve">: </w:t>
       </w:r>
       <w:r>
-        <w:t>this function takes the dataset created back in </w:t>
-      </w:r>
-      <w:proofErr w:type="spellStart"/>
-      <w:r>
-        <w:t>prepare_data</w:t>
-      </w:r>
-      <w:proofErr w:type="spellEnd"/>
+        <w:t>this function takes the dataset created back in prepare_data</w:t>
+      </w:r>
       <w:r>
         <w:t xml:space="preserve"> and </w:t>
       </w:r>
       <w:r>
-        <w:t xml:space="preserve">wraps it in a </w:t>
-      </w:r>
-      <w:proofErr w:type="spellStart"/>
-      <w:r>
-        <w:t>PyTorch</w:t>
-      </w:r>
-      <w:proofErr w:type="spellEnd"/>
-      <w:r>
-        <w:t> </w:t>
-      </w:r>
-      <w:proofErr w:type="spellStart"/>
-      <w:r>
-        <w:t>DataLoader</w:t>
-      </w:r>
-      <w:proofErr w:type="spellEnd"/>
-      <w:r>
-        <w:t> object</w:t>
+        <w:t>wraps it in a PyTorch DataLoader object</w:t>
       </w:r>
       <w:r>
         <w:t xml:space="preserve">. </w:t>
       </w:r>
-      <w:proofErr w:type="spellStart"/>
       <w:r>
         <w:rPr>
           <w:i/>
           <w:iCs/>
         </w:rPr>
-        <w:t>DataLoader</w:t>
-      </w:r>
-      <w:proofErr w:type="spellEnd"/>
-      <w:r>
-        <w:rPr>
-          <w:i/>
-          <w:iCs/>
-        </w:rPr>
-        <w:t> is responsible for chopping 10,000 data points</w:t>
+        <w:t>DataLoader is responsible for chopping 10,000 data points</w:t>
       </w:r>
       <w:r>
         <w:rPr>
@@ -393,21 +576,7 @@
           <w:i/>
           <w:iCs/>
         </w:rPr>
-        <w:t>fixed_samples</w:t>
-      </w:r>
-      <w:r>
-        <w:rPr>
-          <w:i/>
-          <w:iCs/>
-        </w:rPr>
-        <w:t>)</w:t>
-      </w:r>
-      <w:r>
-        <w:rPr>
-          <w:i/>
-          <w:iCs/>
-        </w:rPr>
-        <w:t xml:space="preserve"> into manageable batches (e.g., 64 points</w:t>
+        <w:t>fixed_samples) into manageable batches (e.g., 64 points</w:t>
       </w:r>
       <w:r>
         <w:rPr>
@@ -421,21 +590,7 @@
           <w:i/>
           <w:iCs/>
         </w:rPr>
-        <w:t>batch_size</w:t>
-      </w:r>
-      <w:r>
-        <w:rPr>
-          <w:i/>
-          <w:iCs/>
-        </w:rPr>
-        <w:t>]</w:t>
-      </w:r>
-      <w:r>
-        <w:rPr>
-          <w:i/>
-          <w:iCs/>
-        </w:rPr>
-        <w:t xml:space="preserve"> per batch as defined in training script) and feeding them to the GPU using 4 CPU workers</w:t>
+        <w:t>batch_size] per batch as defined in training script) and feeding them to the GPU using 4 CPU workers</w:t>
       </w:r>
       <w:r>
         <w:rPr>
@@ -449,21 +604,7 @@
           <w:i/>
           <w:iCs/>
         </w:rPr>
-        <w:t>num_workers</w:t>
-      </w:r>
-      <w:r>
-        <w:rPr>
-          <w:i/>
-          <w:iCs/>
-        </w:rPr>
-        <w:t>)</w:t>
-      </w:r>
-      <w:r>
-        <w:rPr>
-          <w:i/>
-          <w:iCs/>
-        </w:rPr>
-        <w:t xml:space="preserve"> in parallel.</w:t>
+        <w:t>num_workers) in parallel.</w:t>
       </w:r>
     </w:p>
     <w:p/>
@@ -476,15 +617,7 @@
         </w:numPr>
       </w:pPr>
       <w:r>
-        <w:t xml:space="preserve">The Training Loop (Repeats up to </w:t>
-      </w:r>
-      <w:proofErr w:type="spellStart"/>
-      <w:r>
-        <w:t>max_epochs</w:t>
-      </w:r>
-      <w:proofErr w:type="spellEnd"/>
-      <w:r>
-        <w:t>=51)</w:t>
+        <w:t>The Training Loop (Repeats up to max_epochs=51)</w:t>
       </w:r>
     </w:p>
     <w:p>
@@ -495,21 +628,11 @@
           <w:numId w:val="2"/>
         </w:numPr>
       </w:pPr>
-      <w:proofErr w:type="spellStart"/>
-      <w:r>
-        <w:t>training_</w:t>
-      </w:r>
-      <w:proofErr w:type="gramStart"/>
-      <w:r>
-        <w:t>step</w:t>
-      </w:r>
-      <w:proofErr w:type="spellEnd"/>
-      <w:r>
-        <w:t>(</w:t>
-      </w:r>
-      <w:proofErr w:type="gramEnd"/>
-      <w:r>
-        <w:t xml:space="preserve">) in </w:t>
+      <w:r>
+        <w:t>training_step</w:t>
+      </w:r>
+      <w:r>
+        <w:t xml:space="preserve">() in </w:t>
       </w:r>
       <w:r>
         <w:t>neural_clbf_controller</w:t>
@@ -521,15 +644,7 @@
         <w:t>it is called for every batch in every epoch. It computes the loss</w:t>
       </w:r>
       <w:r>
-        <w:t xml:space="preserve">. It returns the loss for each batch to </w:t>
-      </w:r>
-      <w:proofErr w:type="spellStart"/>
-      <w:r>
-        <w:t>pytorch</w:t>
-      </w:r>
-      <w:proofErr w:type="spellEnd"/>
-      <w:r>
-        <w:t xml:space="preserve"> lightening which applies backpropagation on the losses.</w:t>
+        <w:t>. It returns the loss for each batch to pytorch lightening which applies backpropagation on the losses.</w:t>
       </w:r>
     </w:p>
     <w:p>
@@ -540,25 +655,17 @@
           <w:numId w:val="2"/>
         </w:numPr>
       </w:pPr>
-      <w:proofErr w:type="spellStart"/>
       <w:r>
         <w:t>training_epoch_end</w:t>
       </w:r>
-      <w:proofErr w:type="spellEnd"/>
-      <w:r>
-        <w:t xml:space="preserve"> </w:t>
-      </w:r>
-      <w:r>
-        <w:t xml:space="preserve">in </w:t>
+      <w:r>
+        <w:t xml:space="preserve"> in </w:t>
       </w:r>
       <w:r>
         <w:t>neural_clbf_controller</w:t>
       </w:r>
       <w:r>
-        <w:t>.py</w:t>
-      </w:r>
-      <w:r>
-        <w:t xml:space="preserve">: It </w:t>
+        <w:t xml:space="preserve">.py: It </w:t>
       </w:r>
       <w:r>
         <w:t>loops through the list</w:t>
@@ -567,21 +674,8 @@
         <w:t xml:space="preserve"> of batch losses</w:t>
       </w:r>
       <w:r>
-        <w:t xml:space="preserve">, averages </w:t>
-      </w:r>
-      <w:proofErr w:type="gramStart"/>
-      <w:r>
-        <w:t>all of</w:t>
-      </w:r>
-      <w:proofErr w:type="gramEnd"/>
-      <w:r>
-        <w:t xml:space="preserve"> those individual detailed components (like the "CLBF goal term"), and logs them nicely to </w:t>
-      </w:r>
-      <w:proofErr w:type="spellStart"/>
-      <w:r>
-        <w:t>TensorBoard</w:t>
-      </w:r>
-      <w:proofErr w:type="spellEnd"/>
+        <w:t>, averages all of those individual detailed components (like the "CLBF goal term"), and logs them nicely to TensorBoard</w:t>
+      </w:r>
       <w:r>
         <w:t>.</w:t>
       </w:r>
@@ -620,53 +714,20 @@
           <w:numId w:val="2"/>
         </w:numPr>
       </w:pPr>
-      <w:proofErr w:type="spellStart"/>
-      <w:r>
-        <w:lastRenderedPageBreak/>
-        <w:t>validation_</w:t>
-      </w:r>
-      <w:proofErr w:type="gramStart"/>
-      <w:r>
-        <w:t>step</w:t>
-      </w:r>
-      <w:proofErr w:type="spellEnd"/>
-      <w:r>
-        <w:t>(</w:t>
-      </w:r>
-      <w:proofErr w:type="gramEnd"/>
-      <w:r>
-        <w:t xml:space="preserve">) </w:t>
-      </w:r>
-      <w:r>
-        <w:t xml:space="preserve">in </w:t>
+      <w:r>
+        <w:t>validation_step</w:t>
+      </w:r>
+      <w:r>
+        <w:t xml:space="preserve">() in </w:t>
       </w:r>
       <w:r>
         <w:t>neural_clbf_controller</w:t>
       </w:r>
       <w:r>
-        <w:t>.py</w:t>
-      </w:r>
-      <w:r>
-        <w:t xml:space="preserve">: </w:t>
-      </w:r>
-      <w:r>
-        <w:t> This function calculates the exact same boundary and descent losses as </w:t>
-      </w:r>
-      <w:proofErr w:type="spellStart"/>
-      <w:r>
-        <w:t>training_</w:t>
-      </w:r>
-      <w:proofErr w:type="gramStart"/>
-      <w:r>
-        <w:t>step</w:t>
-      </w:r>
-      <w:proofErr w:type="spellEnd"/>
-      <w:r>
-        <w:t>, but</w:t>
-      </w:r>
-      <w:proofErr w:type="gramEnd"/>
-      <w:r>
-        <w:t> does NOT calculate gradients or update weights</w:t>
+        <w:t xml:space="preserve">.py: </w:t>
+      </w:r>
+      <w:r>
+        <w:t> This function calculates the exact same boundary and descent losses as training_step, but does NOT calculate gradients or update weights</w:t>
       </w:r>
       <w:r>
         <w:t>. It calculates the accuracy.</w:t>
@@ -680,77 +741,38 @@
           <w:numId w:val="2"/>
         </w:numPr>
       </w:pPr>
-      <w:proofErr w:type="spellStart"/>
-      <w:r>
-        <w:t>validation_epoch_</w:t>
-      </w:r>
-      <w:proofErr w:type="gramStart"/>
-      <w:r>
-        <w:t>end</w:t>
-      </w:r>
-      <w:proofErr w:type="spellEnd"/>
-      <w:r>
-        <w:t>(</w:t>
-      </w:r>
-      <w:proofErr w:type="gramEnd"/>
-      <w:r>
-        <w:t xml:space="preserve">) </w:t>
-      </w:r>
-      <w:r>
-        <w:t xml:space="preserve">in </w:t>
+      <w:r>
+        <w:t>validation_epoch_end</w:t>
+      </w:r>
+      <w:r>
+        <w:t xml:space="preserve">() in </w:t>
       </w:r>
       <w:r>
         <w:t>neural_clbf_controller</w:t>
       </w:r>
       <w:r>
-        <w:t>.py</w:t>
-      </w:r>
-      <w:r>
-        <w:t>:</w:t>
+        <w:t>.py:</w:t>
       </w:r>
       <w:r>
         <w:t xml:space="preserve"> </w:t>
       </w:r>
       <w:r>
-        <w:t xml:space="preserve"> it averages all the validation losses and logs them to </w:t>
-      </w:r>
-      <w:proofErr w:type="spellStart"/>
-      <w:r>
-        <w:t>TensorBoard</w:t>
-      </w:r>
-      <w:proofErr w:type="spellEnd"/>
+        <w:t> it averages all the validation losses and logs them to TensorBoard</w:t>
+      </w:r>
       <w:r>
         <w:t xml:space="preserve">. After every 5 epochs, it also calls </w:t>
       </w:r>
-      <w:proofErr w:type="spellStart"/>
-      <w:r>
-        <w:t>run_all_and_log_</w:t>
-      </w:r>
-      <w:proofErr w:type="gramStart"/>
-      <w:r>
-        <w:t>plots</w:t>
-      </w:r>
-      <w:proofErr w:type="spellEnd"/>
-      <w:r>
-        <w:t>(</w:t>
-      </w:r>
-      <w:proofErr w:type="gramEnd"/>
-      <w:r>
-        <w:t>)</w:t>
+      <w:r>
+        <w:t>run_all_and_log_plots</w:t>
+      </w:r>
+      <w:r>
+        <w:t>()</w:t>
       </w:r>
       <w:r>
         <w:t xml:space="preserve"> that </w:t>
       </w:r>
       <w:r>
-        <w:t xml:space="preserve">plots the contour map of the Lyapunov function and traces the rollout simulations, uploading the pictures to </w:t>
-      </w:r>
-      <w:proofErr w:type="spellStart"/>
-      <w:r>
-        <w:t>TensorBoard</w:t>
-      </w:r>
-      <w:proofErr w:type="spellEnd"/>
-      <w:r>
-        <w:t>.</w:t>
+        <w:t>plots the contour map of the Lyapunov function and traces the rollout simulations, uploading the pictures to TensorBoard.</w:t>
       </w:r>
     </w:p>
     <w:p/>
@@ -947,11 +969,195 @@
       </w:pPr>
     </w:lvl>
   </w:abstractNum>
+  <w:abstractNum w:abstractNumId="2" w15:restartNumberingAfterBreak="0">
+    <w:nsid w:val="2CF14D44"/>
+    <w:multiLevelType w:val="hybridMultilevel"/>
+    <w:tmpl w:val="E24C2F1C"/>
+    <w:lvl w:ilvl="0" w:tplc="48090015">
+      <w:start w:val="1"/>
+      <w:numFmt w:val="upperLetter"/>
+      <w:lvlText w:val="%1."/>
+      <w:lvlJc w:val="left"/>
+      <w:pPr>
+        <w:ind w:left="720" w:hanging="360"/>
+      </w:pPr>
+      <w:rPr>
+        <w:rFonts w:hint="default"/>
+      </w:rPr>
+    </w:lvl>
+    <w:lvl w:ilvl="1" w:tplc="48090019" w:tentative="1">
+      <w:start w:val="1"/>
+      <w:numFmt w:val="lowerLetter"/>
+      <w:lvlText w:val="%2."/>
+      <w:lvlJc w:val="left"/>
+      <w:pPr>
+        <w:ind w:left="1440" w:hanging="360"/>
+      </w:pPr>
+    </w:lvl>
+    <w:lvl w:ilvl="2" w:tplc="4809001B" w:tentative="1">
+      <w:start w:val="1"/>
+      <w:numFmt w:val="lowerRoman"/>
+      <w:lvlText w:val="%3."/>
+      <w:lvlJc w:val="right"/>
+      <w:pPr>
+        <w:ind w:left="2160" w:hanging="180"/>
+      </w:pPr>
+    </w:lvl>
+    <w:lvl w:ilvl="3" w:tplc="4809000F" w:tentative="1">
+      <w:start w:val="1"/>
+      <w:numFmt w:val="decimal"/>
+      <w:lvlText w:val="%4."/>
+      <w:lvlJc w:val="left"/>
+      <w:pPr>
+        <w:ind w:left="2880" w:hanging="360"/>
+      </w:pPr>
+    </w:lvl>
+    <w:lvl w:ilvl="4" w:tplc="48090019" w:tentative="1">
+      <w:start w:val="1"/>
+      <w:numFmt w:val="lowerLetter"/>
+      <w:lvlText w:val="%5."/>
+      <w:lvlJc w:val="left"/>
+      <w:pPr>
+        <w:ind w:left="3600" w:hanging="360"/>
+      </w:pPr>
+    </w:lvl>
+    <w:lvl w:ilvl="5" w:tplc="4809001B" w:tentative="1">
+      <w:start w:val="1"/>
+      <w:numFmt w:val="lowerRoman"/>
+      <w:lvlText w:val="%6."/>
+      <w:lvlJc w:val="right"/>
+      <w:pPr>
+        <w:ind w:left="4320" w:hanging="180"/>
+      </w:pPr>
+    </w:lvl>
+    <w:lvl w:ilvl="6" w:tplc="4809000F" w:tentative="1">
+      <w:start w:val="1"/>
+      <w:numFmt w:val="decimal"/>
+      <w:lvlText w:val="%7."/>
+      <w:lvlJc w:val="left"/>
+      <w:pPr>
+        <w:ind w:left="5040" w:hanging="360"/>
+      </w:pPr>
+    </w:lvl>
+    <w:lvl w:ilvl="7" w:tplc="48090019" w:tentative="1">
+      <w:start w:val="1"/>
+      <w:numFmt w:val="lowerLetter"/>
+      <w:lvlText w:val="%8."/>
+      <w:lvlJc w:val="left"/>
+      <w:pPr>
+        <w:ind w:left="5760" w:hanging="360"/>
+      </w:pPr>
+    </w:lvl>
+    <w:lvl w:ilvl="8" w:tplc="4809001B" w:tentative="1">
+      <w:start w:val="1"/>
+      <w:numFmt w:val="lowerRoman"/>
+      <w:lvlText w:val="%9."/>
+      <w:lvlJc w:val="right"/>
+      <w:pPr>
+        <w:ind w:left="6480" w:hanging="180"/>
+      </w:pPr>
+    </w:lvl>
+  </w:abstractNum>
+  <w:abstractNum w:abstractNumId="3" w15:restartNumberingAfterBreak="0">
+    <w:nsid w:val="58876E9A"/>
+    <w:multiLevelType w:val="hybridMultilevel"/>
+    <w:tmpl w:val="28A81BCA"/>
+    <w:lvl w:ilvl="0" w:tplc="4809000F">
+      <w:start w:val="1"/>
+      <w:numFmt w:val="decimal"/>
+      <w:lvlText w:val="%1."/>
+      <w:lvlJc w:val="left"/>
+      <w:pPr>
+        <w:ind w:left="720" w:hanging="360"/>
+      </w:pPr>
+      <w:rPr>
+        <w:rFonts w:hint="default"/>
+      </w:rPr>
+    </w:lvl>
+    <w:lvl w:ilvl="1" w:tplc="48090019">
+      <w:start w:val="1"/>
+      <w:numFmt w:val="lowerLetter"/>
+      <w:lvlText w:val="%2."/>
+      <w:lvlJc w:val="left"/>
+      <w:pPr>
+        <w:ind w:left="1440" w:hanging="360"/>
+      </w:pPr>
+    </w:lvl>
+    <w:lvl w:ilvl="2" w:tplc="4809001B" w:tentative="1">
+      <w:start w:val="1"/>
+      <w:numFmt w:val="lowerRoman"/>
+      <w:lvlText w:val="%3."/>
+      <w:lvlJc w:val="right"/>
+      <w:pPr>
+        <w:ind w:left="2160" w:hanging="180"/>
+      </w:pPr>
+    </w:lvl>
+    <w:lvl w:ilvl="3" w:tplc="4809000F" w:tentative="1">
+      <w:start w:val="1"/>
+      <w:numFmt w:val="decimal"/>
+      <w:lvlText w:val="%4."/>
+      <w:lvlJc w:val="left"/>
+      <w:pPr>
+        <w:ind w:left="2880" w:hanging="360"/>
+      </w:pPr>
+    </w:lvl>
+    <w:lvl w:ilvl="4" w:tplc="48090019" w:tentative="1">
+      <w:start w:val="1"/>
+      <w:numFmt w:val="lowerLetter"/>
+      <w:lvlText w:val="%5."/>
+      <w:lvlJc w:val="left"/>
+      <w:pPr>
+        <w:ind w:left="3600" w:hanging="360"/>
+      </w:pPr>
+    </w:lvl>
+    <w:lvl w:ilvl="5" w:tplc="4809001B" w:tentative="1">
+      <w:start w:val="1"/>
+      <w:numFmt w:val="lowerRoman"/>
+      <w:lvlText w:val="%6."/>
+      <w:lvlJc w:val="right"/>
+      <w:pPr>
+        <w:ind w:left="4320" w:hanging="180"/>
+      </w:pPr>
+    </w:lvl>
+    <w:lvl w:ilvl="6" w:tplc="4809000F" w:tentative="1">
+      <w:start w:val="1"/>
+      <w:numFmt w:val="decimal"/>
+      <w:lvlText w:val="%7."/>
+      <w:lvlJc w:val="left"/>
+      <w:pPr>
+        <w:ind w:left="5040" w:hanging="360"/>
+      </w:pPr>
+    </w:lvl>
+    <w:lvl w:ilvl="7" w:tplc="48090019" w:tentative="1">
+      <w:start w:val="1"/>
+      <w:numFmt w:val="lowerLetter"/>
+      <w:lvlText w:val="%8."/>
+      <w:lvlJc w:val="left"/>
+      <w:pPr>
+        <w:ind w:left="5760" w:hanging="360"/>
+      </w:pPr>
+    </w:lvl>
+    <w:lvl w:ilvl="8" w:tplc="4809001B" w:tentative="1">
+      <w:start w:val="1"/>
+      <w:numFmt w:val="lowerRoman"/>
+      <w:lvlText w:val="%9."/>
+      <w:lvlJc w:val="right"/>
+      <w:pPr>
+        <w:ind w:left="6480" w:hanging="180"/>
+      </w:pPr>
+    </w:lvl>
+  </w:abstractNum>
   <w:num w:numId="1" w16cid:durableId="746415190">
     <w:abstractNumId w:val="0"/>
   </w:num>
   <w:num w:numId="2" w16cid:durableId="966591205">
     <w:abstractNumId w:val="1"/>
+  </w:num>
+  <w:num w:numId="3" w16cid:durableId="270287688">
+    <w:abstractNumId w:val="2"/>
+  </w:num>
+  <w:num w:numId="4" w16cid:durableId="1401562244">
+    <w:abstractNumId w:val="3"/>
   </w:num>
 </w:numbering>
 </file>
